--- a/SPRINT-1/MENSAJE.docx
+++ b/SPRINT-1/MENSAJE.docx
@@ -362,7 +362,7 @@
           <w:b/>
           <w:bCs/>
         </w:rPr>
-        <w:t>G3_gestion</w:t>
+        <w:t>G3_Backlog</w:t>
       </w:r>
       <w:r>
         <w:rPr/>
